--- a/James Fallouh Genetec.docx
+++ b/James Fallouh Genetec.docx
@@ -9,6 +9,7 @@
         </w:tabs>
         <w:jc w:val="center"/>
       </w:pPr>
+      <w:bookmarkStart w:id="0" w:name="_GoBack"/>
       <w:r>
         <w:t>James Fallouh</w:t>
       </w:r>
@@ -2630,15 +2631,14 @@
           <w:szCs w:val="22"/>
         </w:rPr>
       </w:pPr>
-      <w:bookmarkStart w:id="0" w:name="_GoBack"/>
+      <w:r>
+        <w:rPr>
+          <w:sz w:val="22"/>
+          <w:szCs w:val="22"/>
+        </w:rPr>
+        <w:t>Implemented VLANs, DHCP scopes, and ACLs to segment traffic and improve security.</w:t>
+      </w:r>
       <w:bookmarkEnd w:id="0"/>
-      <w:r>
-        <w:rPr>
-          <w:sz w:val="22"/>
-          <w:szCs w:val="22"/>
-        </w:rPr>
-        <w:t>Implemented VLANs, DHCP scopes, and ACLs to segment traffic and improve security.</w:t>
-      </w:r>
     </w:p>
     <w:sectPr>
       <w:headerReference w:type="even" r:id="rId14"/>
